--- a/Nuclear_Fuel_Performance/NE533_Spring2026/MOOSE/MOOSE Part 3 Grading Notes.docx
+++ b/Nuclear_Fuel_Performance/NE533_Spring2026/MOOSE/MOOSE Part 3 Grading Notes.docx
@@ -3,444 +3,793 @@
 <w:document xmlns:wpc="http://schemas.microsoft.com/office/word/2010/wordprocessingCanvas" xmlns:cx="http://schemas.microsoft.com/office/drawing/2014/chartex" xmlns:cx1="http://schemas.microsoft.com/office/drawing/2015/9/8/chartex" xmlns:cx2="http://schemas.microsoft.com/office/drawing/2015/10/21/chartex" xmlns:cx3="http://schemas.microsoft.com/office/drawing/2016/5/9/chartex" xmlns:cx4="http://schemas.microsoft.com/office/drawing/2016/5/10/chartex" xmlns:cx5="http://schemas.microsoft.com/office/drawing/2016/5/11/chartex" xmlns:cx6="http://schemas.microsoft.com/office/drawing/2016/5/12/chartex" xmlns:cx7="http://schemas.microsoft.com/office/drawing/2016/5/13/chartex" xmlns:cx8="http://schemas.microsoft.com/office/drawing/2016/5/14/chartex" xmlns:mc="http://schemas.openxmlformats.org/markup-compatibility/2006" xmlns:aink="http://schemas.microsoft.com/office/drawing/2016/ink" xmlns:am3d="http://schemas.microsoft.com/office/drawing/2017/model3d" xmlns:o="urn:schemas-microsoft-com:office:office" xmlns:oel="http://schemas.microsoft.com/office/2019/extlst" xmlns:r="http://schemas.openxmlformats.org/officeDocument/2006/relationships" xmlns:m="http://schemas.openxmlformats.org/officeDocument/2006/math" xmlns:v="urn:schemas-microsoft-com:vml" xmlns:wp14="http://schemas.microsoft.com/office/word/2010/wordprocessingDrawing" xmlns:wp="http://schemas.openxmlformats.org/drawingml/2006/wordprocessingDrawing" xmlns:w10="urn:schemas-microsoft-com:office:word" xmlns:w="http://schemas.openxmlformats.org/wordprocessingml/2006/main" xmlns:w14="http://schemas.microsoft.com/office/word/2010/wordml" xmlns:w15="http://schemas.microsoft.com/office/word/2012/wordml" xmlns:w16cex="http://schemas.microsoft.com/office/word/2018/wordml/cex" xmlns:w16cid="http://schemas.microsoft.com/office/word/2016/wordml/cid" xmlns:w16="http://schemas.microsoft.com/office/word/2018/wordml" xmlns:w16du="http://schemas.microsoft.com/office/word/2023/wordml/word16du" xmlns:w16sdtdh="http://schemas.microsoft.com/office/word/2020/wordml/sdtdatahash" xmlns:w16sdtfl="http://schemas.microsoft.com/office/word/2024/wordml/sdtformatlock" xmlns:w16se="http://schemas.microsoft.com/office/word/2015/wordml/symex" xmlns:wpg="http://schemas.microsoft.com/office/word/2010/wordprocessingGroup" xmlns:wpi="http://schemas.microsoft.com/office/word/2010/wordprocessingInk" xmlns:wne="http://schemas.microsoft.com/office/word/2006/wordml" xmlns:wps="http://schemas.microsoft.com/office/word/2010/wordprocessingShape" mc:Ignorable="w14 w15 w16se w16cid w16 w16cex w16sdtdh w16sdtfl w16du wp14">
   <w:body>
     <w:p>
-      <w:pPr>
-        <w:spacing w:line="240" w:lineRule="auto"/>
-      </w:pPr>
-      <w:r>
-        <w:t>MOOSE Grading Part 3</w:t>
-      </w:r>
-    </w:p>
-    <w:p>
-      <w:pPr>
-        <w:spacing w:line="240" w:lineRule="auto"/>
-      </w:pPr>
-    </w:p>
-    <w:p>
-      <w:pPr>
-        <w:spacing w:line="240" w:lineRule="auto"/>
-      </w:pPr>
-      <w:r>
-        <w:t>Anthony</w:t>
-      </w:r>
-    </w:p>
-    <w:p>
-      <w:pPr>
-        <w:spacing w:line="240" w:lineRule="auto"/>
-      </w:pPr>
-      <w:r>
-        <w:t xml:space="preserve">Good intro, outlining the problem(s). Quotes in latex are ``your text”. Otherwise they are backwards. </w:t>
-      </w:r>
-      <w:r>
-        <w:t xml:space="preserve">Good explanation of mesh convergence setup. Good </w:t>
-      </w:r>
-      <w:r>
-        <w:t>explanation of how burnup was included. Should have defined that burnup is in FIMA. You should have defined what the other eigenstrains are. What is SFP and GFP? Need to define all your terms. Could have elaborated on the gap conductance and the contact module, youre pretty brief. The discontinuity in the error for figure 1 is likely from having mesh elements which contain both gap and non-gap materials. So you get a mixture, and that leads to errors. Don’t think you talk about fig 2b. If you show it, you should discuss it. Fig 8/9 should be referred to as figures in the appendix. Ideally you would have relabeled these as A1</w:t>
-      </w:r>
-      <w:r>
-        <w:t>/A2. Should have mentioned the burnup when your gap closes. Your gap closure profile looks really good. You didn’t label fracture stress in fig 7b, but I assume it is the dashed line. Showing the stress profile as a function of r early in life would have been beneficial, perhaps more so than showing stresses vs time. You don’t present your BCs for part 3 anywhere? Should have reported on stress free T. Overall this looks great. Minor quibbles with some things, but largely you nailed it.</w:t>
-      </w:r>
-    </w:p>
-    <w:p>
-      <w:pPr>
-        <w:spacing w:line="240" w:lineRule="auto"/>
-      </w:pPr>
-    </w:p>
-    <w:p>
-      <w:pPr>
-        <w:spacing w:line="240" w:lineRule="auto"/>
-      </w:pPr>
-      <w:r>
-        <w:t>Grade: 98</w:t>
-      </w:r>
-    </w:p>
-    <w:p>
-      <w:pPr>
-        <w:spacing w:line="240" w:lineRule="auto"/>
-      </w:pPr>
-    </w:p>
-    <w:p>
-      <w:pPr>
-        <w:spacing w:line="240" w:lineRule="auto"/>
-      </w:pPr>
-    </w:p>
-    <w:p>
-      <w:pPr>
-        <w:spacing w:line="240" w:lineRule="auto"/>
-      </w:pPr>
-      <w:r>
-        <w:t>CeCe</w:t>
-      </w:r>
-    </w:p>
-    <w:p>
-      <w:pPr>
-        <w:spacing w:line="240" w:lineRule="auto"/>
-      </w:pPr>
-      <w:r>
-        <w:t xml:space="preserve">Wouldve preferred a paragraph style discussion of each part of the problem, instead of a numbered list. Your listed mesh for part3 doesn’t match what you did in the input file. Also, you don’t state that you are not meshing the gap in part3, which leads to a confusing discussion of your mesh convergence study for part3. Appropriate choice of materials, good justification. Mislabeled figure 3 in text. You meant fig 4. This continued in your figure labeling. Would prefer equations to be written, instead of copy/pasted into the doc. You don’t properly refer to your equations in the text, they are just listed as (#), and sometimes occur after periods. Just sloppy formatting. </w:t>
-      </w:r>
-      <w:r>
-        <w:t xml:space="preserve">Fig 6 is analytical, but based on the initial Q value at t=0? Its not clear. Don’t like the way you did the y BCs. I would have preferred y to be unconstrained, allowing axial expansion of the pellet. I don’t like fixing the gap conductance, but I understand the complications. Part1/2 results all look good. Appropriately handled burnup, but your discussion didn’t fully explain how you did it. Your input file looks good. Gap versus time looks good, except that it goes negative. I like the temperature versus time plots. </w:t>
-      </w:r>
-      <w:r>
-        <w:t xml:space="preserve">Fuel stresses look good, good analysis. Numbers all look reasonable. Would’ve liked to have seen the burnup equivalent for time when the gap closes. Overall very good. Bit sloppy in parts of the report. I will assume that my version of moose cant run your file because of version differences, as everything else seems correct. </w:t>
-      </w:r>
-    </w:p>
-    <w:p>
-      <w:pPr>
-        <w:spacing w:line="240" w:lineRule="auto"/>
-      </w:pPr>
-    </w:p>
-    <w:p>
-      <w:pPr>
-        <w:spacing w:line="240" w:lineRule="auto"/>
-      </w:pPr>
+      <w:r>
+        <w:t>Fletcher:</w:t>
+      </w:r>
+    </w:p>
+    <w:p>
+      <w:r>
+        <w:t xml:space="preserve">Units, Poisson is unitless, so </w:t>
+      </w:r>
+      <w:proofErr w:type="spellStart"/>
+      <w:proofErr w:type="gramStart"/>
+      <w:r>
+        <w:t>its</w:t>
+      </w:r>
+      <w:proofErr w:type="spellEnd"/>
+      <w:proofErr w:type="gramEnd"/>
+      <w:r>
+        <w:t xml:space="preserve"> odd that you multiplied by 1000. </w:t>
+      </w:r>
+      <w:r>
+        <w:t xml:space="preserve">Not sure what that would do here… maybe nothing. Your U density is in units of m^-3, not cm^-3. Gap closure looks good. Interesting contour plot for hoop stresses. Good way to show </w:t>
+      </w:r>
+      <w:proofErr w:type="gramStart"/>
+      <w:r>
+        <w:t>it, but</w:t>
+      </w:r>
+      <w:proofErr w:type="gramEnd"/>
+      <w:r>
+        <w:t xml:space="preserve"> could’ve been bigger to better illustrate. Crack depth vs time is kind of unphysical, because the cracks form on heat up, and then once the cracks are there, stresses are relieved. Thus, </w:t>
+      </w:r>
+      <w:proofErr w:type="spellStart"/>
+      <w:r>
+        <w:t>its</w:t>
+      </w:r>
+      <w:proofErr w:type="spellEnd"/>
+      <w:r>
+        <w:t xml:space="preserve"> </w:t>
+      </w:r>
+      <w:proofErr w:type="gramStart"/>
+      <w:r>
+        <w:t>really only</w:t>
+      </w:r>
+      <w:proofErr w:type="gramEnd"/>
+      <w:r>
+        <w:t xml:space="preserve"> valid on heat up. First two parts look good, overall great job.</w:t>
+      </w:r>
+      <w:r>
+        <w:t xml:space="preserve"> Should have used a displaced mesh to get things to evolve more accurately.</w:t>
+      </w:r>
+    </w:p>
+    <w:p>
+      <w:r>
+        <w:t xml:space="preserve">Grade: </w:t>
+      </w:r>
+      <w:r>
+        <w:t>100</w:t>
+      </w:r>
+    </w:p>
+    <w:p/>
+    <w:p>
+      <w:r>
+        <w:t>Abby:</w:t>
+      </w:r>
+    </w:p>
+    <w:p>
+      <w:r>
+        <w:t xml:space="preserve">Good usage of burnup. All the right strains included. </w:t>
+      </w:r>
+      <w:r>
+        <w:t xml:space="preserve">You can compute the stresses with MOOSE itself, which would be the ideal way to do it. Probably better to define displacements as global params rather than variables. A bit ad hoc to add the function to describe the T instead of </w:t>
+      </w:r>
+      <w:proofErr w:type="gramStart"/>
+      <w:r>
+        <w:t>actually using</w:t>
+      </w:r>
+      <w:proofErr w:type="gramEnd"/>
+      <w:r>
+        <w:t xml:space="preserve"> the computed T. You should have been able to get it. Since you included densification and thermal expansion, you should have seen an initial jump up of the fuel, then a shrinkage, followed by the further fission product growth. I didn’t have the time to try to ‘fix’ your file to see where things went wrong. </w:t>
+      </w:r>
+      <w:r>
+        <w:t xml:space="preserve">Had some issues on the full </w:t>
+      </w:r>
+      <w:proofErr w:type="spellStart"/>
+      <w:r>
+        <w:t>thermomechanics</w:t>
+      </w:r>
+      <w:proofErr w:type="spellEnd"/>
+      <w:r>
+        <w:t xml:space="preserve">. But seems parts 1 and 2 look good. Pretty good </w:t>
+      </w:r>
+      <w:proofErr w:type="gramStart"/>
+      <w:r>
+        <w:t>overall, but</w:t>
+      </w:r>
+      <w:proofErr w:type="gramEnd"/>
+      <w:r>
+        <w:t xml:space="preserve"> had some clear issues in part 3. </w:t>
+      </w:r>
+    </w:p>
+    <w:p>
+      <w:r>
+        <w:t>Grade: 92</w:t>
+      </w:r>
+    </w:p>
+    <w:p/>
+    <w:p>
+      <w:r>
+        <w:t>Preston:</w:t>
+      </w:r>
+    </w:p>
+    <w:p>
+      <w:r>
+        <w:t xml:space="preserve">Fuel radius looks good. </w:t>
+      </w:r>
+      <w:r>
+        <w:t xml:space="preserve">Reasonable burnup value for closure. Should include units on your plots. Would have liked to have seen hoop stresses, not just axial and radial stresses. Would have preferred utilizing a displaced mesh. I couldn’t spend the time to get your system to converge faster, had to use only small timesteps, not sure what the issue was. Parts 1 and 2 look good. So, this is pretty good, but there must be some smaller convergence issues in your implementation that I couldn’t identify. </w:t>
+      </w:r>
+      <w:proofErr w:type="gramStart"/>
+      <w:r>
+        <w:t>But,</w:t>
+      </w:r>
+      <w:proofErr w:type="gramEnd"/>
+      <w:r>
+        <w:t xml:space="preserve"> pretty good overall.</w:t>
+      </w:r>
+    </w:p>
+    <w:p>
+      <w:r>
+        <w:t>Grade: 97</w:t>
+      </w:r>
+    </w:p>
+    <w:p/>
+    <w:p>
+      <w:proofErr w:type="spellStart"/>
+      <w:r>
+        <w:t>Wonkyo</w:t>
+      </w:r>
+      <w:proofErr w:type="spellEnd"/>
+    </w:p>
+    <w:p>
+      <w:r>
+        <w:lastRenderedPageBreak/>
+        <w:t xml:space="preserve">Seems you still didn’t get case 4. I would need to look closer to see exactly why. Part 2 all good. Good </w:t>
+      </w:r>
+      <w:proofErr w:type="spellStart"/>
+      <w:r>
+        <w:t>workthrough</w:t>
+      </w:r>
+      <w:proofErr w:type="spellEnd"/>
+      <w:r>
+        <w:t xml:space="preserve"> to get burnup. NFIR is good, but </w:t>
+      </w:r>
+      <w:proofErr w:type="spellStart"/>
+      <w:proofErr w:type="gramStart"/>
+      <w:r>
+        <w:t>its</w:t>
+      </w:r>
+      <w:proofErr w:type="spellEnd"/>
+      <w:proofErr w:type="gramEnd"/>
+      <w:r>
+        <w:t xml:space="preserve"> so long to write. Got all the strains needed. The values you report for gap closure seem reasonable, but I’m unsure why your gap width vs time plot looks the way it does. It should smoothly decay down to zero, instead of having the abrupt drop. Since you don’t have a displaced mesh, </w:t>
+      </w:r>
+      <w:proofErr w:type="spellStart"/>
+      <w:r>
+        <w:t>im</w:t>
+      </w:r>
+      <w:proofErr w:type="spellEnd"/>
+      <w:r>
+        <w:t xml:space="preserve"> unsure of what this is exactly doing, you might get some weird behavior here. Your mesh is fixed, but the regions are shifting. </w:t>
+      </w:r>
+      <w:r>
+        <w:t xml:space="preserve">Is fig 12 for the outside of the fuel? Its unclear. But it seems part 3 worked </w:t>
+      </w:r>
+      <w:proofErr w:type="gramStart"/>
+      <w:r>
+        <w:t>pretty well</w:t>
+      </w:r>
+      <w:proofErr w:type="gramEnd"/>
+      <w:r>
+        <w:t>. There are some inconsistencies, but good job.</w:t>
+      </w:r>
+    </w:p>
+    <w:p>
       <w:r>
         <w:t>Grade: 96</w:t>
       </w:r>
     </w:p>
-    <w:p>
-      <w:pPr>
-        <w:spacing w:line="240" w:lineRule="auto"/>
-      </w:pPr>
-    </w:p>
-    <w:p>
-      <w:pPr>
-        <w:spacing w:line="240" w:lineRule="auto"/>
-      </w:pPr>
-    </w:p>
-    <w:p>
-      <w:pPr>
-        <w:spacing w:line="240" w:lineRule="auto"/>
-      </w:pPr>
+    <w:p/>
+    <w:p>
+      <w:r>
+        <w:t>Ethan Arnold</w:t>
+      </w:r>
+    </w:p>
+    <w:p>
+      <w:r>
+        <w:t xml:space="preserve">I like your convective coefficient determination. Included all the right strains. Everything looks good. Code runs </w:t>
+      </w:r>
+      <w:proofErr w:type="gramStart"/>
+      <w:r>
+        <w:t>well,</w:t>
+      </w:r>
+      <w:proofErr w:type="gramEnd"/>
+      <w:r>
+        <w:t xml:space="preserve"> you seem to have the proper time and behavior for gap closure. I would have liked to see a </w:t>
+      </w:r>
+      <w:proofErr w:type="gramStart"/>
+      <w:r>
+        <w:t>displacements</w:t>
+      </w:r>
+      <w:proofErr w:type="gramEnd"/>
+      <w:r>
+        <w:t xml:space="preserve"> versus time graph to fully illustrate how your system evolved, but that’s a minor gripe. </w:t>
+      </w:r>
+      <w:r>
+        <w:t>Only thing, you can include solid mechanics to get your stresses, instead of using the equations to do so. This is what was expected.</w:t>
+      </w:r>
+    </w:p>
+    <w:p>
+      <w:r>
+        <w:t xml:space="preserve">Grade: </w:t>
+      </w:r>
+      <w:r>
+        <w:t>98</w:t>
+      </w:r>
+    </w:p>
+    <w:p/>
+    <w:p>
+      <w:r>
+        <w:t>Steven</w:t>
+      </w:r>
+    </w:p>
+    <w:p>
+      <w:r>
+        <w:t xml:space="preserve">Parts 1 and 2 look ok. Still think you might have been doing something like a point source for your heating in part 1, which I don’t think I caught before. You shouldn’t have an axial dependence in the way you do. Part 2 looks good. Your figures got all kinds of jumbled up in the report. Word formatting didn’t do you any favors. Should have converted to a pdf maybe? Or used latex. I </w:t>
+      </w:r>
+      <w:proofErr w:type="spellStart"/>
+      <w:proofErr w:type="gramStart"/>
+      <w:r>
+        <w:t>cant</w:t>
+      </w:r>
+      <w:proofErr w:type="spellEnd"/>
+      <w:proofErr w:type="gramEnd"/>
+      <w:r>
+        <w:t xml:space="preserve"> tell what </w:t>
+      </w:r>
+      <w:proofErr w:type="gramStart"/>
+      <w:r>
+        <w:t>is what</w:t>
+      </w:r>
+      <w:proofErr w:type="gramEnd"/>
+      <w:r>
+        <w:t xml:space="preserve">. </w:t>
+      </w:r>
+      <w:r>
+        <w:t xml:space="preserve">You shouldn’t have done the axial power profile for part 3. This should just be a constant volumetric power. Anyway, I would still have expected gap closure to occur eventually due to solid fission product swelling. It should just keep expanding until it finally closes, but potentially at a crazy long time. </w:t>
+      </w:r>
+      <w:proofErr w:type="spellStart"/>
+      <w:r>
+        <w:t>Shouldve</w:t>
+      </w:r>
+      <w:proofErr w:type="spellEnd"/>
+      <w:r>
+        <w:t xml:space="preserve"> gotten hoop stresses, not just axial and radial. But you simulated for a </w:t>
+      </w:r>
+      <w:proofErr w:type="gramStart"/>
+      <w:r>
+        <w:t>pretty short</w:t>
+      </w:r>
+      <w:proofErr w:type="gramEnd"/>
+      <w:r>
+        <w:t xml:space="preserve"> amount of time. I added on an adaptive </w:t>
+      </w:r>
+      <w:proofErr w:type="spellStart"/>
+      <w:r>
+        <w:t>timestepper</w:t>
+      </w:r>
+      <w:proofErr w:type="spellEnd"/>
+      <w:r>
+        <w:t xml:space="preserve">, and I got gap closure to occur at 6.8E8 seconds. </w:t>
+      </w:r>
+      <w:r>
+        <w:t xml:space="preserve">I am not sure what is </w:t>
+      </w:r>
+      <w:proofErr w:type="gramStart"/>
+      <w:r>
+        <w:t>wrong, and</w:t>
+      </w:r>
+      <w:proofErr w:type="gramEnd"/>
+      <w:r>
+        <w:t xml:space="preserve"> would have to take a closer look. Overall, got a lot of things right, but still had some issues. </w:t>
+      </w:r>
+    </w:p>
+    <w:p>
+      <w:r>
+        <w:t>Grade: 90</w:t>
+      </w:r>
+      <w:r>
+        <w:t xml:space="preserve"> </w:t>
+      </w:r>
+    </w:p>
+    <w:p/>
+    <w:p>
       <w:r>
         <w:lastRenderedPageBreak/>
-        <w:t>Cole</w:t>
-      </w:r>
-    </w:p>
-    <w:p>
-      <w:pPr>
-        <w:spacing w:line="240" w:lineRule="auto"/>
-      </w:pPr>
-      <w:r>
-        <w:t xml:space="preserve">Would have liked an overall introduction. I like the way you structure the discussion of each part, breaking it down to what goes into the moose blocks. Makes it very ordered and organized. Parts 1 and 2 look good. </w:t>
-      </w:r>
-      <w:r>
-        <w:t xml:space="preserve">Appropriately converted burnup to time. Appropriate properties for part 3. I was able to use different meshes than you, and still get it to run fine. So i don’t know why you had trouble with it. I think your meshes are likely too coarse. Don’t like your justification for restricting expansion in the y direction (you state this as z). Pellets can and should expand axially. Why did you only simulate for a fixed period of time? This time is also way too short, you shouldn’t be coming close to gap closure here. I ran your code, and I can run it out to very large times, without any errors. You don’t show any plots of stresses. Your stresses should be compressive in the fuel, and at a minimum (most negative) value at the centerline. 2.1 GPa is a super high stress. </w:t>
-      </w:r>
-      <w:r>
-        <w:t xml:space="preserve">Did you not visualize your system to see if contact was made? I doubt it. I think the code your wrote was very close, but needed more careful analysis. You could’ve gotten all the way, but I needed more. </w:t>
-      </w:r>
-    </w:p>
-    <w:p>
-      <w:pPr>
-        <w:spacing w:line="240" w:lineRule="auto"/>
-      </w:pPr>
-    </w:p>
-    <w:p>
-      <w:pPr>
-        <w:spacing w:line="240" w:lineRule="auto"/>
-      </w:pPr>
-      <w:r>
-        <w:t>Grade:</w:t>
-      </w:r>
-      <w:r>
-        <w:t xml:space="preserve"> 90</w:t>
-      </w:r>
-    </w:p>
-    <w:p>
-      <w:pPr>
-        <w:spacing w:line="240" w:lineRule="auto"/>
-      </w:pPr>
-    </w:p>
-    <w:p>
-      <w:pPr>
-        <w:spacing w:line="240" w:lineRule="auto"/>
-      </w:pPr>
-      <w:r>
-        <w:t>Gwen</w:t>
-      </w:r>
-    </w:p>
-    <w:p>
-      <w:pPr>
-        <w:spacing w:line="240" w:lineRule="auto"/>
-      </w:pPr>
-      <w:r>
-        <w:t xml:space="preserve">Good intro. I would say that contact is not required for stresses in the fuel. Only a temperature gradient leads to stresses. Contact then modifies the stress state of the fuel. Still think part1 results could have been cleaned up to better match the analytical solution. </w:t>
-      </w:r>
-      <w:r>
-        <w:t xml:space="preserve">Proper definition of burnup. Proper equations for kth with burnup. I don’t like the justification for the axial BCs, but I understand it. In theory, I wanted expansion to be unconstrained in your y direction, but it shouldn’t make a difference with the stress state. Your equations 14-16 seem out of place in the text. Why does fig 3 show a big difference in constant kth vs kth(T), but figure 4 does not? Arent you using the same material properties? You handwave the similarities away, which is bad practice. There should be a physical reason, just saying ‘the BCs did it’ isn’t good enough. Why would the BCs impact this in this way? Did you fix your part 2 results? It looks like you are still showing a constant fuel surface T, which is not correct. I think the axial vs radial displacements might be different because of your boundary conditions. Also, your labels in fig 6 show stresses, but you meant displacements? </w:t>
-      </w:r>
-      <w:r>
-        <w:t>You are showing the correct general behavior of the gap closure, but then your gap width goes negative, which is unphysical. The simulation should stop here, or you should truncate your data, because everything isn’t going to make sense after that point. The average stresses are taken from where? Over the fuel? At what value of r? Over all values of r? This analysis doesn’t really make sense unless you tell me where it is occurring. The peak value of your hoop stress is what determines fracture on startup. Since you don’t have contact employed, you don’t get stresses induced from the cladding. You say “</w:t>
-      </w:r>
-      <w:r>
-        <w:t>After the gap closes,</w:t>
-      </w:r>
+        <w:t>Aidan</w:t>
+      </w:r>
+    </w:p>
+    <w:p>
+      <w:r>
+        <w:t xml:space="preserve">Solid fission product swelling always </w:t>
+      </w:r>
+      <w:proofErr w:type="gramStart"/>
+      <w:r>
+        <w:t>occurs, and</w:t>
+      </w:r>
+      <w:proofErr w:type="gramEnd"/>
+      <w:r>
+        <w:t xml:space="preserve"> has no temperature dependence. Thus, it should be applied uniformly. Ah, you swapped solid and gaseous equations and terms, that explains it. Good calculation of burnup. </w:t>
+      </w:r>
+      <w:r>
+        <w:t>Parts 1 and 2 look good. I like your T profiles vs time. I like your fuel displacement vs time. Your analysis is correct on the stresses. They are only meaningful at the first point at which the stress exceeds the fracture stress. Thus, I wouldn’t have shown a stress vs time plot, but you acknowledged this. Overall great, you nailed it.</w:t>
+      </w:r>
+    </w:p>
+    <w:p>
+      <w:r>
+        <w:t>Grade: 100</w:t>
+      </w:r>
+    </w:p>
+    <w:p/>
+    <w:p>
+      <w:r>
+        <w:t>Connor</w:t>
+      </w:r>
+    </w:p>
+    <w:p>
+      <w:r>
+        <w:t xml:space="preserve">Parts 1 and 2 all good. </w:t>
+      </w:r>
+      <w:r>
+        <w:t xml:space="preserve">Good burnup calculation. All the right strains. Materials parameters reasonable. Good handling of gap conductivity in the report, but this doesn’t look like what you did in the script, where it is a fixed value. Good plotting of T profile over time. Fuel displacement looks right. Correct analysis of the stress. Could have looked at cracks at initial phase just due to thermal expansion. Everything looks good, runs well. </w:t>
+      </w:r>
+      <w:proofErr w:type="spellStart"/>
+      <w:proofErr w:type="gramStart"/>
+      <w:r>
+        <w:t>Cant</w:t>
+      </w:r>
+      <w:proofErr w:type="spellEnd"/>
+      <w:proofErr w:type="gramEnd"/>
       <w:r>
         <w:t xml:space="preserve"> </w:t>
       </w:r>
-      <w:r>
-        <w:t>hoop stress rapidly rises and becomes the dominant stress component.</w:t>
-      </w:r>
-      <w:r>
-        <w:t xml:space="preserve">” Your data specifically does not show this. Your only stresses are from thermal effects, there is no mechanical contact. You did a lot of the coding work, and it looks good, but your understanding of what you did is lacking. Think through what it is you have prescribed and what your system is doing. Don’t put your assumptions of what should happen onto the code, it only does what you tell it to do. </w:t>
-      </w:r>
-    </w:p>
-    <w:p>
-      <w:pPr>
-        <w:spacing w:line="240" w:lineRule="auto"/>
-      </w:pPr>
-    </w:p>
-    <w:p>
-      <w:pPr>
-        <w:spacing w:line="240" w:lineRule="auto"/>
-      </w:pPr>
-      <w:r>
-        <w:t>Grade: 91</w:t>
-      </w:r>
-    </w:p>
-    <w:p>
-      <w:pPr>
-        <w:spacing w:line="240" w:lineRule="auto"/>
-      </w:pPr>
-    </w:p>
-    <w:p>
-      <w:pPr>
-        <w:spacing w:line="240" w:lineRule="auto"/>
-      </w:pPr>
-      <w:r>
-        <w:t>Hongsup</w:t>
-      </w:r>
-    </w:p>
-    <w:p>
-      <w:pPr>
-        <w:spacing w:line="240" w:lineRule="auto"/>
-      </w:pPr>
-      <w:r>
-        <w:t>Would have liked to have seen an all-compassing intro for all parts. Error in an equation label. Parts 1 and 2 results all look good. I think your fig 6 is the ideal way to show the data. Figure reference error. Interesting modification to only impart strain in the x direction. Makes handling BCs easier, but is factually untrue. I might modify the problem definition in the future to prevent this assumption</w:t>
-      </w:r>
-      <w:r>
-        <w:t xml:space="preserve">, but its fine here. Where do elastic properties come from? I think you are off by an order of magnitude on youngs modulus. Conversion of burnup to time looks good. Really should have done more than one mesh unit across your gap. </w:t>
-      </w:r>
-      <w:r>
-        <w:t xml:space="preserve">I like the concept of doing post processors to look at each type of strain. However, some things seem off, such as, why your densification strain is non-zero in the gap. Same with the SFP strain. Not sure why you plotted displacements going into negative values, as I would expect them to all be positive. Your fig 7b seems to show this as well. Your simulation stops so early, that you don’t really have time-dependent behavior. Thus, discussing the results as a function of time doesn’t necessarily make sense. This is only thermal expansion, and the thermal expansion leads to gap closure. What did you use for your coefficients of thermal expansion? I don’t think you reported this. Does your cladding not expand outward? Or your temperature is basically already at the cladding temp, and thus thermal expansion is minimal? The convergence here is really quite poor. Did you try doing this with a stitched mesh? </w:t>
-      </w:r>
-      <w:r>
-        <w:t xml:space="preserve">You have hoop stress computed in your input file, but you don’t really show it. This is a critical part to inform the stress state in the fuel, and the existence of thermal cracks. You should have talked about it and/or shown it. While I said it wasn’t needed, including contact would have made your life easier. I will push for that next year. Got all the strains right, got the burnup dependence right. Without conducting a SUPER deep dive, I would say things generally look good. Mesh is a problem for part 3. Needed appropriate contextualization of the results. </w:t>
-      </w:r>
-    </w:p>
-    <w:p>
-      <w:pPr>
-        <w:spacing w:line="240" w:lineRule="auto"/>
-      </w:pPr>
-    </w:p>
-    <w:p>
-      <w:pPr>
-        <w:spacing w:line="240" w:lineRule="auto"/>
-      </w:pPr>
-      <w:r>
-        <w:t xml:space="preserve">Grade: </w:t>
-      </w:r>
-      <w:r>
-        <w:t>93</w:t>
-      </w:r>
-    </w:p>
-    <w:p>
-      <w:pPr>
-        <w:spacing w:line="240" w:lineRule="auto"/>
-      </w:pPr>
-    </w:p>
-    <w:p>
-      <w:pPr>
-        <w:spacing w:line="240" w:lineRule="auto"/>
-      </w:pPr>
-      <w:r>
-        <w:t>Joy</w:t>
-      </w:r>
-    </w:p>
-    <w:p>
-      <w:pPr>
-        <w:spacing w:line="240" w:lineRule="auto"/>
-      </w:pPr>
-      <w:r>
-        <w:t xml:space="preserve">Good review of parts 1 and 2. Still have the output discretization errors in figs 4 and 5 that makes it look like your gap is wrong. Maybe I missed this before, but you say for part 1 that some of the error in the centerline temp is from the BCs. This shouldn’t be the case, as the BCs are handled exactly the same for the analytical and the MOOSE setup. Would prefer to see equations typed, instead of images pasted into the report. Looks much better that way. Part 2 results all look good. All extra swelling terms accounted for. Did you include thermal expansion? Good conversion of burnup to time. Nu is the number density of U atoms (metal atoms), not nuclear density. </w:t>
-      </w:r>
-      <w:r>
-        <w:t>Why stop at t=100?</w:t>
-      </w:r>
-      <w:r>
-        <w:t xml:space="preserve"> If I run your system for longer, weird things start happening. You should have defined in the report the thermal expansion coefficients and the elastic properties. Why is axial displacement high at the bottom? How were displacement BCs handled? You didn’t specify. </w:t>
-      </w:r>
-      <w:r>
-        <w:t xml:space="preserve">You only show linear increases in displacement with time, but you discuss something about levelling off? I don’t get it. Gap </w:t>
-      </w:r>
+      <w:proofErr w:type="gramStart"/>
+      <w:r>
+        <w:t>complain</w:t>
+      </w:r>
+      <w:proofErr w:type="gramEnd"/>
+      <w:r>
+        <w:t>.</w:t>
+      </w:r>
+    </w:p>
+    <w:p>
+      <w:r>
+        <w:t>Grade: 100</w:t>
+      </w:r>
+    </w:p>
+    <w:p/>
+    <w:p>
+      <w:r>
+        <w:t>Blake</w:t>
+      </w:r>
+    </w:p>
+    <w:p>
+      <w:r>
+        <w:t xml:space="preserve">Still don’t know </w:t>
+      </w:r>
+      <w:proofErr w:type="spellStart"/>
+      <w:r>
+        <w:t>whats</w:t>
+      </w:r>
+      <w:proofErr w:type="spellEnd"/>
+      <w:r>
+        <w:t xml:space="preserve"> going on in fig 3, why these are at such different radial positions (and you labeled them axial positions). You have multiple figure 3’s. The T profile in the second Fig 3 is still wrong, where you aren’t showing a gap or clad. I do not understand what your temperature profile is doing in fig 5. It should </w:t>
+      </w:r>
+      <w:proofErr w:type="gramStart"/>
+      <w:r>
+        <w:t>definitely not</w:t>
+      </w:r>
+      <w:proofErr w:type="gramEnd"/>
+      <w:r>
+        <w:t xml:space="preserve"> peak halfway through the </w:t>
+      </w:r>
+      <w:proofErr w:type="gramStart"/>
+      <w:r>
+        <w:t>fuel,</w:t>
+      </w:r>
+      <w:proofErr w:type="gramEnd"/>
+      <w:r>
+        <w:t xml:space="preserve"> it should peak at the centerline. Something off about your geometry here. </w:t>
+      </w:r>
+      <w:proofErr w:type="gramStart"/>
+      <w:r>
+        <w:t>Fig</w:t>
+      </w:r>
+      <w:proofErr w:type="gramEnd"/>
+      <w:r>
+        <w:t xml:space="preserve"> 6 and 7 here are still showing incorrect radial T profiles. This should have jumped out to tell you something was wrong. </w:t>
+      </w:r>
+      <w:r>
+        <w:t xml:space="preserve">I don’t see a gap </w:t>
+      </w:r>
+      <w:proofErr w:type="gramStart"/>
+      <w:r>
+        <w:t>closure,</w:t>
+      </w:r>
+      <w:proofErr w:type="gramEnd"/>
+      <w:r>
+        <w:t xml:space="preserve"> I still see a delta T for the gap at 5% FIMA. Also, you didn’t need the axial dependence in this case, I intended it to be like part 1, just with added strains/stresses. I don’t see any analysis of stress. There is a lot missing here, and a lot is still wrong. If anything, some of your earlier nearly correct predictions </w:t>
+      </w:r>
+      <w:proofErr w:type="gramStart"/>
+      <w:r>
+        <w:t>actually got</w:t>
+      </w:r>
+      <w:proofErr w:type="gramEnd"/>
+      <w:r>
+        <w:t xml:space="preserve"> worse as you changed geometries to read in a mesh file.  </w:t>
+      </w:r>
+    </w:p>
+    <w:p>
+      <w:r>
+        <w:t>Grade: 8</w:t>
+      </w:r>
+      <w:r>
+        <w:t>0</w:t>
+      </w:r>
+    </w:p>
+    <w:p/>
+    <w:p>
       <w:r>
         <w:lastRenderedPageBreak/>
-        <w:t xml:space="preserve">closure happens very quickly here… Too quick. Don’t see how you came to this conclusion. Would have rather seen hoop stress as a function of r, to indicate where the cracking occurs. I don’t know why your stress keeps increasing, this doesn’t seem right. Your temperatures in fig 16 are crazy. This is not right. But you don’t show any indication of realizing that this cannot be the case… Think about what your data is showing. Looking at your files, your BCs are functions of time! That’s why your displacement is linear with time, you are defining it to be that way! This is wrong! You’ve got most of the pieces in place, but a lot of things are erroneous. You could have gotten there with some tweaking of your file, I don’t think it was far away. But you should have realized that you had some major errors. </w:t>
-      </w:r>
-    </w:p>
-    <w:p>
-      <w:pPr>
-        <w:spacing w:line="240" w:lineRule="auto"/>
-      </w:pPr>
-    </w:p>
-    <w:p>
-      <w:pPr>
-        <w:spacing w:line="240" w:lineRule="auto"/>
-      </w:pPr>
-      <w:r>
-        <w:t xml:space="preserve">Grade: </w:t>
-      </w:r>
-      <w:r>
-        <w:t>90</w:t>
-      </w:r>
-    </w:p>
-    <w:p>
-      <w:pPr>
-        <w:spacing w:line="240" w:lineRule="auto"/>
-      </w:pPr>
-    </w:p>
-    <w:p>
-      <w:pPr>
-        <w:spacing w:line="240" w:lineRule="auto"/>
-      </w:pPr>
-      <w:r>
-        <w:t>Lexi</w:t>
-      </w:r>
-    </w:p>
-    <w:p>
-      <w:pPr>
-        <w:spacing w:line="240" w:lineRule="auto"/>
-      </w:pPr>
-      <w:r>
-        <w:t>Good intro, good outlining of the three different parts. Good workthrough of the mesh convergence. I like using hoop stress as convergence criteria</w:t>
-      </w:r>
-      <w:r>
-        <w:t xml:space="preserve">, but probably shouldn’t have done it as a function of time. Easier to just reach a thermal steady-state with only thermal expansion and determine hoop stress convergence. You should have been more specific that you changed the mesh setup in part 3, in that you aren’t meshing the gap anymore. Good use of postprocessors. Good definition of material properties. Good conversion of burnup. Did you cite the kth(T) functions? Skipped writing the SFP strain equation. Results for part 1 and 2 look good. Gap width closure looks good. What is the context behind the gap width change vs time? And the displacement vs time? How are you averaging your stresses? Over all r? That’s not ideal, as they change signs with r. </w:t>
-      </w:r>
-      <w:r>
-        <w:t>Showing stress state vs r would have been good. How does temperature look vs time? Your justification for greater radial displacement is wrong. You don’t model fission gas diffusion here! How can it be doing anything in your simulation? MOOSE cant do what you don’t tell it to do. Don’t extrapolate what you think should be happening to what is actually happening. The cracks will occur as soon as the hoop stress becomes greater than the fracture stress. Thus, you should only analyze cracks on the first instance of stress exceeding fracture stress. Beyond that, you have cracks, and the actual stresses will be different. Thus, only analyze cracks on initial heating/expansion. Everything is there and works great. You extrapolated a bit too much on your conclusions/discussion. But this is quite a good job overall.</w:t>
-      </w:r>
-    </w:p>
-    <w:p>
-      <w:pPr>
-        <w:spacing w:line="240" w:lineRule="auto"/>
-      </w:pPr>
-    </w:p>
-    <w:p>
-      <w:pPr>
-        <w:spacing w:line="240" w:lineRule="auto"/>
-      </w:pPr>
-      <w:r>
-        <w:t>Grade:</w:t>
-      </w:r>
-      <w:r>
-        <w:t xml:space="preserve"> 98</w:t>
-      </w:r>
-    </w:p>
-    <w:p>
-      <w:pPr>
-        <w:spacing w:line="240" w:lineRule="auto"/>
-      </w:pPr>
-    </w:p>
-    <w:p>
-      <w:pPr>
-        <w:spacing w:line="240" w:lineRule="auto"/>
-      </w:pPr>
-      <w:r>
-        <w:t>Tim</w:t>
-      </w:r>
-    </w:p>
-    <w:p>
-      <w:pPr>
-        <w:spacing w:line="240" w:lineRule="auto"/>
-      </w:pPr>
-      <w:r>
-        <w:t xml:space="preserve">Good workthrough of part 1 and 2. Good outlining of analytical equations. </w:t>
-      </w:r>
-      <w:r>
-        <w:t xml:space="preserve">While you justified your mesh, a convergence study would be better. You approach part 2 in a very engineering way. I haven’t thought about steam tables in a long time. The one part missing in part 2 is that you used a volumetric LHR, instead of the axially varying LHR. This makes your heat generation much higher and shifts your peak centerline temperatures up in the axial direction. Everything else looks good now. Properly outlined all of the strains. The fuel is still able to expand axially in a real reactor system, it is just held in place with springs. The cladding will expand outward, and should not have been pinned radially. Think back to the </w:t>
+        <w:t>Cameron</w:t>
+      </w:r>
+    </w:p>
+    <w:p>
+      <w:r>
+        <w:t xml:space="preserve">The lack of formatting on your input files for the proper HIT indentation kills me. I </w:t>
+      </w:r>
+      <w:proofErr w:type="spellStart"/>
+      <w:proofErr w:type="gramStart"/>
+      <w:r>
+        <w:t>cant</w:t>
+      </w:r>
+      <w:proofErr w:type="spellEnd"/>
+      <w:proofErr w:type="gramEnd"/>
+      <w:r>
+        <w:t xml:space="preserve"> run your files unless I go line-by-line to add the spaces. Super pain. </w:t>
+      </w:r>
+      <w:r>
+        <w:t xml:space="preserve">Also, you sent me the part 2 file, not the part 3 file. But you listed </w:t>
+      </w:r>
+      <w:proofErr w:type="gramStart"/>
+      <w:r>
+        <w:t>all of</w:t>
+      </w:r>
+      <w:proofErr w:type="gramEnd"/>
+      <w:r>
+        <w:t xml:space="preserve"> the right strains in the report. Still didn’t get a temperature drop over the gap that was appropriate with the implicit gap. And you showed very little for results in part 3. You should have equated burnup to time. You have time, which means you can input burnup. So, part 3 is VERY incomplete.</w:t>
+      </w:r>
+    </w:p>
+    <w:p>
+      <w:r>
+        <w:t>Grade: 75</w:t>
+      </w:r>
+    </w:p>
+    <w:p/>
+    <w:p>
+      <w:r>
+        <w:t>Jack</w:t>
+      </w:r>
+    </w:p>
+    <w:p>
+      <w:r>
+        <w:t>Correct strains. Correct burnup calculation. Parts 1 and 2 correct. Good writeup. Radial displacement looks good. Correct analysis of the stress and what the code was doing. Good analysis of temperature vs. time. All looks good.</w:t>
+      </w:r>
+    </w:p>
+    <w:p>
+      <w:r>
+        <w:t>Grade: 100</w:t>
+      </w:r>
+    </w:p>
+    <w:p/>
+    <w:p>
+      <w:r>
+        <w:t>Fahim</w:t>
+      </w:r>
+    </w:p>
+    <w:p>
+      <w:r>
+        <w:t xml:space="preserve">Parts 1 and 2 look good. Reasonable properties. Correctly stating assumptions. Reasonable assumption on stress free T, but I probably would’ve chosen the coolant T as the initial T and </w:t>
+      </w:r>
+      <w:proofErr w:type="gramStart"/>
+      <w:r>
+        <w:t>stress free</w:t>
+      </w:r>
+      <w:proofErr w:type="gramEnd"/>
+      <w:r>
+        <w:t xml:space="preserve"> T. Correctly got burnup expression. All the needed strains. </w:t>
+      </w:r>
+      <w:r>
+        <w:t>Reasonable burnup for gap closure. T evolution is reasonable. Gap evolution and swelling plots are textbook. Looks great. No notes.</w:t>
+      </w:r>
+    </w:p>
+    <w:p>
+      <w:r>
+        <w:t>Grade: 100</w:t>
+      </w:r>
+    </w:p>
+    <w:p/>
+    <w:p>
+      <w:r>
+        <w:t>Johnathan</w:t>
+      </w:r>
+    </w:p>
+    <w:p>
+      <w:r>
+        <w:t xml:space="preserve">I don’t know what you are using to zip files, but my computer takes them and hides them from me. </w:t>
+      </w:r>
+      <w:proofErr w:type="spellStart"/>
+      <w:proofErr w:type="gramStart"/>
+      <w:r>
+        <w:t>Its</w:t>
+      </w:r>
+      <w:proofErr w:type="spellEnd"/>
+      <w:proofErr w:type="gramEnd"/>
+      <w:r>
+        <w:t xml:space="preserve"> like they get a weird name and a weird date, and they are just gone. I don’t know. </w:t>
+      </w:r>
+      <w:proofErr w:type="spellStart"/>
+      <w:r>
+        <w:t>Youre</w:t>
+      </w:r>
+      <w:proofErr w:type="spellEnd"/>
+      <w:r>
+        <w:t xml:space="preserve"> the only one whose files do that, so I am taking the liberty of saying </w:t>
+      </w:r>
+      <w:proofErr w:type="spellStart"/>
+      <w:proofErr w:type="gramStart"/>
+      <w:r>
+        <w:t>its</w:t>
+      </w:r>
+      <w:proofErr w:type="spellEnd"/>
+      <w:proofErr w:type="gramEnd"/>
+      <w:r>
+        <w:t xml:space="preserve"> something that you are doing to zip files. Anyway</w:t>
+      </w:r>
+      <w:proofErr w:type="gramStart"/>
+      <w:r>
+        <w:t>…..</w:t>
+      </w:r>
+      <w:proofErr w:type="gramEnd"/>
+      <w:r>
+        <w:t xml:space="preserve"> Parts 1 and 2 look good. Reasonable material properties. You are correct that gap closure should not be that quick. Thermal expansion should not be sufficient for gap closure to occur. I assume you implemented the thermal expansion strain incorrectly. I think your heat transfer is wrong, thus you are getting a nearly constant T across the fuel, causing it to expand way too much, and not generating </w:t>
       </w:r>
       <w:r>
         <w:lastRenderedPageBreak/>
-        <w:t xml:space="preserve">gap change examples that we talked through in class. </w:t>
-      </w:r>
-      <w:r>
-        <w:t xml:space="preserve">In doing this, you introduced other code-related approximations which are a bit sketchy, but understandable. Regardless, you shouldn’t have made this assumption. The file you gave me was only steady state. I had to make some changes to see the same results you presented. Your mesh wasn’t appropriate either, was far too coarse for part 3. It almost looks like you sent me a test file. You had test ICs that I wasn’t sure what to make of. I couldn’t get it to converge to a single timestep. So… I’m not sure how you got the results you got. Analyzing the results you showed… while the gap size change is reasonable, it is missing some of the effects that I anticipated seeing. I don’t see the thermal expansion and densification behavior early in life. There is a slow gap increase instead. Would have liked to have seen time as well as burnup for gap closure and other quantities. Centerline stress should be negative, if youre looking at hoop stress. Von mises squares everything and makes it positive, but would’ve liked to have seen stress components. I also don’t quite understand why your stress state evolved in the way it did. </w:t>
-      </w:r>
-      <w:r>
-        <w:t>I think you got most of the parts. There are issues with your code which prevent me from running it. Some context is lacking in the analysis, and the results don’t show exactly what I would expect. It seems you got close, and could’ve gotten all the way with a bit more tweaking of the code. Not bad.</w:t>
-      </w:r>
-    </w:p>
-    <w:p>
-      <w:pPr>
-        <w:spacing w:line="240" w:lineRule="auto"/>
-      </w:pPr>
-    </w:p>
-    <w:p>
-      <w:pPr>
-        <w:spacing w:line="240" w:lineRule="auto"/>
-      </w:pPr>
-      <w:r>
-        <w:t>Grade:</w:t>
-      </w:r>
-      <w:r>
-        <w:t xml:space="preserve"> 90</w:t>
-      </w:r>
-    </w:p>
-    <w:p>
-      <w:pPr>
-        <w:spacing w:line="240" w:lineRule="auto"/>
-      </w:pPr>
-    </w:p>
-    <w:p>
-      <w:pPr>
-        <w:spacing w:line="240" w:lineRule="auto"/>
-      </w:pPr>
-      <w:r>
-        <w:t>Vaughn</w:t>
-      </w:r>
-    </w:p>
-    <w:p>
-      <w:pPr>
-        <w:spacing w:line="240" w:lineRule="auto"/>
-      </w:pPr>
-      <w:r>
-        <w:t xml:space="preserve">Good intro, but it seems you didn’t update it to reflect part 3. </w:t>
-      </w:r>
-      <w:r>
-        <w:t xml:space="preserve">Excellent mesh convergence studies for part 1 and 2. Results for parts 1 and 2 look great. Proper elastic properties. Fixing the top/bottom of the fuel will results in higher compressive stresses. The pressure BC shouldn’t do anything here. Or I would be surprised if it did anything. You don’t include creep, so its not really relevant. I found convergence to be better with your file with a more coarse mesh in the x in the gap, and a slightly more fine mesh in the fuel/cladding. </w:t>
-      </w:r>
-      <w:r>
-        <w:t xml:space="preserve">Clever to have a termination criterion for gap closure. Good conversion of burnup to time. Don’t need to establish densification as a min. Its an exponential decay function and will drive towards -0.01 and stay there. Fig 9 looks good, all strains implemented correctly. This is a very good check. Scaling factor in Fink-Lucuta? Do you mean a unit convergence? Your gap closure happens very quickly, much quicker than it should. Isnt </w:t>
-      </w:r>
-      <w:r>
-        <w:t xml:space="preserve">sigma_yy going to be the axial stress? And youre showing that your crack goes though 0.4 cm of the fuel? Yeah, that’s too much. I don’t quite know why your expansion is so rapid. Must be because of the BCs that you set, forcing it to expand farther in x. This is also going to increase your sigma_yy. Did you look at the magnitude? Did you have negative and positive stresses as a function of r in your fuel? You also seem to have fixed your cladding, preventing it from expanding outward! I changed your fixed BCs restricting displacements to Neumann BCs. </w:t>
-      </w:r>
-      <w:r>
-        <w:t>This makes convergence pretty slow, but your behavior is more appropriate. But you got all the parts there and implemented correctly. Overall this is quite good. But some errors in your BCs skewed the results you found in part 3. Good job.</w:t>
-      </w:r>
-    </w:p>
-    <w:p>
-      <w:pPr>
-        <w:spacing w:line="240" w:lineRule="auto"/>
-      </w:pPr>
-    </w:p>
-    <w:p>
-      <w:pPr>
-        <w:spacing w:line="240" w:lineRule="auto"/>
-      </w:pPr>
-      <w:r>
-        <w:t>Grade:</w:t>
-      </w:r>
-      <w:r>
-        <w:t xml:space="preserve"> 95</w:t>
-      </w:r>
-    </w:p>
-    <w:p>
-      <w:pPr>
-        <w:spacing w:line="240" w:lineRule="auto"/>
-      </w:pPr>
+        <w:t>a thermal gradient, which means you also don’t get thermal stresses that are large enough. So, some of the concepts are right, but there are clearly issues with the fundamental heat transfer in your model that are preventing everything else from having a chance of going right.</w:t>
+      </w:r>
+    </w:p>
+    <w:p>
+      <w:r>
+        <w:t>Grade: 8</w:t>
+      </w:r>
+      <w:r>
+        <w:t>5</w:t>
+      </w:r>
+    </w:p>
+    <w:p/>
+    <w:p>
+      <w:r>
+        <w:t>Zach Sweeney</w:t>
+      </w:r>
+    </w:p>
+    <w:p>
+      <w:r>
+        <w:t>Part</w:t>
+      </w:r>
+      <w:r>
+        <w:t xml:space="preserve"> 1 look good. While </w:t>
+      </w:r>
+      <w:proofErr w:type="spellStart"/>
+      <w:r>
+        <w:t>youre</w:t>
+      </w:r>
+      <w:proofErr w:type="spellEnd"/>
+      <w:r>
+        <w:t xml:space="preserve"> getting the correct radial profile in part 2, you don’t seem to be getting the correct axial profile. Peak fuel T should not be at the top of the fuel </w:t>
+      </w:r>
+      <w:proofErr w:type="gramStart"/>
+      <w:r>
+        <w:t>column, but</w:t>
+      </w:r>
+      <w:proofErr w:type="gramEnd"/>
+      <w:r>
+        <w:t xml:space="preserve"> shifted slightly up from the midpoint. Thus, you are missing something in either the LHR(z) and/or the </w:t>
+      </w:r>
+      <w:proofErr w:type="spellStart"/>
+      <w:r>
+        <w:t>Tcool</w:t>
+      </w:r>
+      <w:proofErr w:type="spellEnd"/>
+      <w:r>
+        <w:t xml:space="preserve">(z) functions. For part 3, </w:t>
+      </w:r>
+      <w:proofErr w:type="spellStart"/>
+      <w:r>
+        <w:t>youre</w:t>
+      </w:r>
+      <w:proofErr w:type="spellEnd"/>
+      <w:r>
+        <w:t xml:space="preserve"> not getting heat transfer. The entire system is at the same T. Do your stresses make sense? You should get compressive stresses in the center of the fuel pellet, tensile on the outside. Your thermal expansion function is </w:t>
+      </w:r>
+      <w:proofErr w:type="gramStart"/>
+      <w:r>
+        <w:t>really weird</w:t>
+      </w:r>
+      <w:proofErr w:type="gramEnd"/>
+      <w:r>
+        <w:t xml:space="preserve"> to me. You can couple to T to get what the proper thermal expansion is. Maybe the way you defined a burnup variable messed with your kth function, and all went crazy. That’s my guess. Regardless, some very clear issues here. Not i</w:t>
+      </w:r>
+      <w:r>
+        <w:t>d</w:t>
+      </w:r>
+      <w:r>
+        <w:t xml:space="preserve">eal. </w:t>
+      </w:r>
+    </w:p>
+    <w:p>
+      <w:r>
+        <w:t>Grade: 85</w:t>
+      </w:r>
+    </w:p>
+    <w:p/>
+    <w:p>
+      <w:r>
+        <w:t>Max</w:t>
+      </w:r>
+    </w:p>
+    <w:p>
+      <w:r>
+        <w:t>Well written. Parts 1 and 2 look good. Correct work through of the burnup. Correct strains included. Gap size change looks good. Number of days converted into burnup units would have been preferable, as that is more representative/tangible for this analysis. I think 840 days is probably too long, and 120 days is too short. This model of course has assumptions. Your analysis of stress is slightly off. Once the stress exceeds the fracture strength, the stress value is essentially meaningless, and only a numerical value, as the cracks would have formed and relieved the stress. Strains in Fig 18 are ideal. Fig 19 would be better at very early stage, or just after thermal expansion reached steady state. But overall, looks great. Got it to work, just very minor flaw in the way you analyzed the stresses.</w:t>
+      </w:r>
+    </w:p>
+    <w:p>
+      <w:r>
+        <w:t>Grade: 99</w:t>
+      </w:r>
+    </w:p>
+    <w:p/>
+    <w:p>
+      <w:r>
+        <w:t>Bevans</w:t>
+      </w:r>
+    </w:p>
+    <w:p>
+      <w:r>
+        <w:lastRenderedPageBreak/>
+        <w:t xml:space="preserve">Parts 1 and 2 are good. Good discussion/intro of </w:t>
+      </w:r>
+      <w:proofErr w:type="spellStart"/>
+      <w:r>
+        <w:t>thermomechanics</w:t>
+      </w:r>
+      <w:proofErr w:type="spellEnd"/>
+      <w:r>
+        <w:t xml:space="preserve">. Well written report. Got the burnup calculation right. Got all the needed strains. Gap closure is reasonable on time and burnup. Temperature evolution looks good. Displacements are ideal. Fig 20 is great. Your assumption for plotting of fig 22 is flawed. The cracks form as soon as stress exceeds yield stress, and thus stress gets relieved, and the stress values beyond that point are meaningless. I would’ve taken the stresses when thermal expansion reaches steady state, as you showed in fig 16. That’s the only gripe I have, otherwise everything runs great and is done correctly. Slight misstep in analysis. </w:t>
+      </w:r>
+    </w:p>
+    <w:p>
+      <w:r>
+        <w:t>Grade: 99</w:t>
+      </w:r>
+    </w:p>
+    <w:p/>
+    <w:p>
+      <w:r>
+        <w:t>Ethan Wilson</w:t>
+      </w:r>
+    </w:p>
+    <w:p>
+      <w:r>
+        <w:t xml:space="preserve">I would have preferred you just use the equations from class to describe the axial profiles. </w:t>
+      </w:r>
+      <w:r>
+        <w:t xml:space="preserve">Results from parts 1 and 2 look good. </w:t>
+      </w:r>
+      <w:r>
+        <w:t xml:space="preserve">Should have included thermal expansion, densification, and both SFP and GFP swelling. </w:t>
+      </w:r>
+      <w:r>
+        <w:t xml:space="preserve">Your gap thickness evolution looks right, based on your equations, but your equations are wrong and/or missing phenomena. How did you pick A and B for your swelling equation? Ideally would’ve had thermal conductivity degrade with burnup, leading to larger changes in your fuel T. You should also have had a change in T as gap closed, this should lead to lower centerline T. I would’ve liked to have seen fuel stresses and an analysis on cracks in the fuel. I only asked to model until gap closure. So, it looks like you did everything right as far as the coding was concerned, but you missed some of the actual physics that needed to be implemented into the code. </w:t>
+      </w:r>
+    </w:p>
+    <w:p>
+      <w:r>
+        <w:t>Grade: 92</w:t>
+      </w:r>
+    </w:p>
+    <w:p/>
+    <w:p>
+      <w:r>
+        <w:t>Crystal</w:t>
+      </w:r>
+    </w:p>
+    <w:p>
+      <w:r>
+        <w:t xml:space="preserve">Parts 1 and 2 are all good. Well written report. Correctly identified and implemented all the needed strains. Correctly utilized burnup. Reasonable material properties. Gap evolution looks good, shows all the correct trends. </w:t>
+      </w:r>
+      <w:r>
+        <w:t xml:space="preserve">I would have preferred you use the iterative </w:t>
+      </w:r>
+      <w:proofErr w:type="spellStart"/>
+      <w:r>
+        <w:t>timestepper</w:t>
+      </w:r>
+      <w:proofErr w:type="spellEnd"/>
+      <w:r>
+        <w:t xml:space="preserve"> instead of such a large timestep. But for very small timesteps, your system doesn’t want to converge. Which is </w:t>
+      </w:r>
+      <w:proofErr w:type="gramStart"/>
+      <w:r>
+        <w:t>pretty weird</w:t>
+      </w:r>
+      <w:proofErr w:type="gramEnd"/>
+      <w:r>
+        <w:t xml:space="preserve"> to me. Your stresses are probably too </w:t>
+      </w:r>
+      <w:proofErr w:type="gramStart"/>
+      <w:r>
+        <w:t>high,</w:t>
+      </w:r>
+      <w:proofErr w:type="gramEnd"/>
+      <w:r>
+        <w:t xml:space="preserve"> did you look at the temperature profile? I wonder if your temperatures are too high. But looks pretty good. I would say almost there on everything, but still one or two suspicious data points. </w:t>
+      </w:r>
+    </w:p>
+    <w:p>
+      <w:r>
+        <w:t>Grade: 96</w:t>
+      </w:r>
+    </w:p>
+    <w:p/>
+    <w:p>
+      <w:r>
+        <w:t>Ivan</w:t>
+      </w:r>
+    </w:p>
+    <w:p>
+      <w:r>
+        <w:t xml:space="preserve">I would say you still don’t look like you have the right setup for part 1 results, where we want the implicit gap and the same results as treating it explicitly. Still didn’t have the extrapolation for part 2. I would’ve preferred you use the equations from the class for densification and swelling. Where did the swelling function come from? We showed different expressions for solid vs gaseous swelling. Your densification function is close to the one we </w:t>
+      </w:r>
+      <w:proofErr w:type="gramStart"/>
+      <w:r>
+        <w:t>used, but</w:t>
+      </w:r>
+      <w:proofErr w:type="gramEnd"/>
+      <w:r>
+        <w:t xml:space="preserve"> seems not </w:t>
+      </w:r>
+      <w:proofErr w:type="gramStart"/>
+      <w:r>
+        <w:t>exactly the same</w:t>
+      </w:r>
+      <w:proofErr w:type="gramEnd"/>
+      <w:r>
+        <w:t xml:space="preserve">. </w:t>
+      </w:r>
+      <w:proofErr w:type="gramStart"/>
+      <w:r>
+        <w:t>But,</w:t>
+      </w:r>
+      <w:proofErr w:type="gramEnd"/>
+      <w:r>
+        <w:t xml:space="preserve"> your gap evolution vs time looks good. Reasonable, but occurring at too late of time. Correct analysis of what is happening as a function of time to cause the gap change. Correct analysis that after stress exceeds fracture strength, the remaining stress vs burnup data is meaningless. Lots of issues means you learned lots of things! Overall, pretty good job.</w:t>
+      </w:r>
+    </w:p>
+    <w:p>
+      <w:r>
+        <w:t>Grade:  94</w:t>
+      </w:r>
     </w:p>
     <w:sectPr>
       <w:pgSz w:w="12240" w:h="15840"/>
@@ -467,7 +816,7 @@
     </w:rPrDefault>
     <w:pPrDefault>
       <w:pPr>
-        <w:spacing w:line="360" w:lineRule="auto"/>
+        <w:spacing w:after="160" w:line="278" w:lineRule="auto"/>
       </w:pPr>
     </w:pPrDefault>
   </w:docDefaults>
@@ -860,7 +1209,7 @@
     <w:link w:val="Heading1Char"/>
     <w:uiPriority w:val="9"/>
     <w:qFormat/>
-    <w:rsid w:val="00233DFD"/>
+    <w:rsid w:val="005B60EF"/>
     <w:pPr>
       <w:keepNext/>
       <w:keepLines/>
@@ -883,7 +1232,7 @@
     <w:semiHidden/>
     <w:unhideWhenUsed/>
     <w:qFormat/>
-    <w:rsid w:val="00233DFD"/>
+    <w:rsid w:val="005B60EF"/>
     <w:pPr>
       <w:keepNext/>
       <w:keepLines/>
@@ -906,7 +1255,7 @@
     <w:semiHidden/>
     <w:unhideWhenUsed/>
     <w:qFormat/>
-    <w:rsid w:val="00233DFD"/>
+    <w:rsid w:val="005B60EF"/>
     <w:pPr>
       <w:keepNext/>
       <w:keepLines/>
@@ -929,7 +1278,7 @@
     <w:semiHidden/>
     <w:unhideWhenUsed/>
     <w:qFormat/>
-    <w:rsid w:val="00233DFD"/>
+    <w:rsid w:val="005B60EF"/>
     <w:pPr>
       <w:keepNext/>
       <w:keepLines/>
@@ -952,7 +1301,7 @@
     <w:semiHidden/>
     <w:unhideWhenUsed/>
     <w:qFormat/>
-    <w:rsid w:val="00233DFD"/>
+    <w:rsid w:val="005B60EF"/>
     <w:pPr>
       <w:keepNext/>
       <w:keepLines/>
@@ -973,11 +1322,11 @@
     <w:semiHidden/>
     <w:unhideWhenUsed/>
     <w:qFormat/>
-    <w:rsid w:val="00233DFD"/>
+    <w:rsid w:val="005B60EF"/>
     <w:pPr>
       <w:keepNext/>
       <w:keepLines/>
-      <w:spacing w:before="40"/>
+      <w:spacing w:before="40" w:after="0"/>
       <w:outlineLvl w:val="5"/>
     </w:pPr>
     <w:rPr>
@@ -996,11 +1345,11 @@
     <w:semiHidden/>
     <w:unhideWhenUsed/>
     <w:qFormat/>
-    <w:rsid w:val="00233DFD"/>
+    <w:rsid w:val="005B60EF"/>
     <w:pPr>
       <w:keepNext/>
       <w:keepLines/>
-      <w:spacing w:before="40"/>
+      <w:spacing w:before="40" w:after="0"/>
       <w:outlineLvl w:val="6"/>
     </w:pPr>
     <w:rPr>
@@ -1017,10 +1366,11 @@
     <w:semiHidden/>
     <w:unhideWhenUsed/>
     <w:qFormat/>
-    <w:rsid w:val="00233DFD"/>
+    <w:rsid w:val="005B60EF"/>
     <w:pPr>
       <w:keepNext/>
       <w:keepLines/>
+      <w:spacing w:after="0"/>
       <w:outlineLvl w:val="7"/>
     </w:pPr>
     <w:rPr>
@@ -1039,10 +1389,11 @@
     <w:semiHidden/>
     <w:unhideWhenUsed/>
     <w:qFormat/>
-    <w:rsid w:val="00233DFD"/>
+    <w:rsid w:val="005B60EF"/>
     <w:pPr>
       <w:keepNext/>
       <w:keepLines/>
+      <w:spacing w:after="0"/>
       <w:outlineLvl w:val="8"/>
     </w:pPr>
     <w:rPr>
@@ -1077,34 +1428,12 @@
     <w:semiHidden/>
     <w:unhideWhenUsed/>
   </w:style>
-  <w:style w:type="paragraph" w:styleId="Caption">
-    <w:name w:val="caption"/>
-    <w:basedOn w:val="Normal"/>
-    <w:next w:val="Normal"/>
-    <w:autoRedefine/>
-    <w:uiPriority w:val="35"/>
-    <w:unhideWhenUsed/>
-    <w:qFormat/>
-    <w:rsid w:val="002D2075"/>
-    <w:pPr>
-      <w:spacing w:before="120" w:after="120" w:line="240" w:lineRule="auto"/>
-      <w:ind w:firstLine="360"/>
-      <w:jc w:val="center"/>
-    </w:pPr>
-    <w:rPr>
-      <w:rFonts w:ascii="Times New Roman" w:eastAsia="Times New Roman" w:hAnsi="Times New Roman" w:cs="Times New Roman"/>
-      <w:bCs/>
-      <w:color w:val="000000" w:themeColor="text1"/>
-      <w:sz w:val="22"/>
-      <w:szCs w:val="18"/>
-    </w:rPr>
-  </w:style>
   <w:style w:type="character" w:customStyle="1" w:styleId="Heading1Char">
     <w:name w:val="Heading 1 Char"/>
     <w:basedOn w:val="DefaultParagraphFont"/>
     <w:link w:val="Heading1"/>
     <w:uiPriority w:val="9"/>
-    <w:rsid w:val="00233DFD"/>
+    <w:rsid w:val="005B60EF"/>
     <w:rPr>
       <w:rFonts w:asciiTheme="majorHAnsi" w:eastAsiaTheme="majorEastAsia" w:hAnsiTheme="majorHAnsi" w:cstheme="majorBidi"/>
       <w:color w:val="0F4761" w:themeColor="accent1" w:themeShade="BF"/>
@@ -1118,7 +1447,7 @@
     <w:link w:val="Heading2"/>
     <w:uiPriority w:val="9"/>
     <w:semiHidden/>
-    <w:rsid w:val="00233DFD"/>
+    <w:rsid w:val="005B60EF"/>
     <w:rPr>
       <w:rFonts w:asciiTheme="majorHAnsi" w:eastAsiaTheme="majorEastAsia" w:hAnsiTheme="majorHAnsi" w:cstheme="majorBidi"/>
       <w:color w:val="0F4761" w:themeColor="accent1" w:themeShade="BF"/>
@@ -1132,7 +1461,7 @@
     <w:link w:val="Heading3"/>
     <w:uiPriority w:val="9"/>
     <w:semiHidden/>
-    <w:rsid w:val="00233DFD"/>
+    <w:rsid w:val="005B60EF"/>
     <w:rPr>
       <w:rFonts w:eastAsiaTheme="majorEastAsia" w:cstheme="majorBidi"/>
       <w:color w:val="0F4761" w:themeColor="accent1" w:themeShade="BF"/>
@@ -1146,7 +1475,7 @@
     <w:link w:val="Heading4"/>
     <w:uiPriority w:val="9"/>
     <w:semiHidden/>
-    <w:rsid w:val="00233DFD"/>
+    <w:rsid w:val="005B60EF"/>
     <w:rPr>
       <w:rFonts w:eastAsiaTheme="majorEastAsia" w:cstheme="majorBidi"/>
       <w:i/>
@@ -1160,7 +1489,7 @@
     <w:link w:val="Heading5"/>
     <w:uiPriority w:val="9"/>
     <w:semiHidden/>
-    <w:rsid w:val="00233DFD"/>
+    <w:rsid w:val="005B60EF"/>
     <w:rPr>
       <w:rFonts w:eastAsiaTheme="majorEastAsia" w:cstheme="majorBidi"/>
       <w:color w:val="0F4761" w:themeColor="accent1" w:themeShade="BF"/>
@@ -1172,7 +1501,7 @@
     <w:link w:val="Heading6"/>
     <w:uiPriority w:val="9"/>
     <w:semiHidden/>
-    <w:rsid w:val="00233DFD"/>
+    <w:rsid w:val="005B60EF"/>
     <w:rPr>
       <w:rFonts w:eastAsiaTheme="majorEastAsia" w:cstheme="majorBidi"/>
       <w:i/>
@@ -1186,7 +1515,7 @@
     <w:link w:val="Heading7"/>
     <w:uiPriority w:val="9"/>
     <w:semiHidden/>
-    <w:rsid w:val="00233DFD"/>
+    <w:rsid w:val="005B60EF"/>
     <w:rPr>
       <w:rFonts w:eastAsiaTheme="majorEastAsia" w:cstheme="majorBidi"/>
       <w:color w:val="595959" w:themeColor="text1" w:themeTint="A6"/>
@@ -1198,7 +1527,7 @@
     <w:link w:val="Heading8"/>
     <w:uiPriority w:val="9"/>
     <w:semiHidden/>
-    <w:rsid w:val="00233DFD"/>
+    <w:rsid w:val="005B60EF"/>
     <w:rPr>
       <w:rFonts w:eastAsiaTheme="majorEastAsia" w:cstheme="majorBidi"/>
       <w:i/>
@@ -1212,7 +1541,7 @@
     <w:link w:val="Heading9"/>
     <w:uiPriority w:val="9"/>
     <w:semiHidden/>
-    <w:rsid w:val="00233DFD"/>
+    <w:rsid w:val="005B60EF"/>
     <w:rPr>
       <w:rFonts w:eastAsiaTheme="majorEastAsia" w:cstheme="majorBidi"/>
       <w:color w:val="272727" w:themeColor="text1" w:themeTint="D8"/>
@@ -1225,7 +1554,7 @@
     <w:link w:val="TitleChar"/>
     <w:uiPriority w:val="10"/>
     <w:qFormat/>
-    <w:rsid w:val="00233DFD"/>
+    <w:rsid w:val="005B60EF"/>
     <w:pPr>
       <w:spacing w:after="80" w:line="240" w:lineRule="auto"/>
       <w:contextualSpacing/>
@@ -1243,7 +1572,7 @@
     <w:basedOn w:val="DefaultParagraphFont"/>
     <w:link w:val="Title"/>
     <w:uiPriority w:val="10"/>
-    <w:rsid w:val="00233DFD"/>
+    <w:rsid w:val="005B60EF"/>
     <w:rPr>
       <w:rFonts w:asciiTheme="majorHAnsi" w:eastAsiaTheme="majorEastAsia" w:hAnsiTheme="majorHAnsi" w:cstheme="majorBidi"/>
       <w:spacing w:val="-10"/>
@@ -1259,12 +1588,11 @@
     <w:link w:val="SubtitleChar"/>
     <w:uiPriority w:val="11"/>
     <w:qFormat/>
-    <w:rsid w:val="00233DFD"/>
+    <w:rsid w:val="005B60EF"/>
     <w:pPr>
       <w:numPr>
         <w:ilvl w:val="1"/>
       </w:numPr>
-      <w:spacing w:after="160"/>
     </w:pPr>
     <w:rPr>
       <w:rFonts w:eastAsiaTheme="majorEastAsia" w:cstheme="majorBidi"/>
@@ -1279,7 +1607,7 @@
     <w:basedOn w:val="DefaultParagraphFont"/>
     <w:link w:val="Subtitle"/>
     <w:uiPriority w:val="11"/>
-    <w:rsid w:val="00233DFD"/>
+    <w:rsid w:val="005B60EF"/>
     <w:rPr>
       <w:rFonts w:eastAsiaTheme="majorEastAsia" w:cstheme="majorBidi"/>
       <w:color w:val="595959" w:themeColor="text1" w:themeTint="A6"/>
@@ -1295,9 +1623,9 @@
     <w:link w:val="QuoteChar"/>
     <w:uiPriority w:val="29"/>
     <w:qFormat/>
-    <w:rsid w:val="00233DFD"/>
+    <w:rsid w:val="005B60EF"/>
     <w:pPr>
-      <w:spacing w:before="160" w:after="160"/>
+      <w:spacing w:before="160"/>
       <w:jc w:val="center"/>
     </w:pPr>
     <w:rPr>
@@ -1311,7 +1639,7 @@
     <w:basedOn w:val="DefaultParagraphFont"/>
     <w:link w:val="Quote"/>
     <w:uiPriority w:val="29"/>
-    <w:rsid w:val="00233DFD"/>
+    <w:rsid w:val="005B60EF"/>
     <w:rPr>
       <w:i/>
       <w:iCs/>
@@ -1323,7 +1651,7 @@
     <w:basedOn w:val="Normal"/>
     <w:uiPriority w:val="34"/>
     <w:qFormat/>
-    <w:rsid w:val="00233DFD"/>
+    <w:rsid w:val="005B60EF"/>
     <w:pPr>
       <w:ind w:left="720"/>
       <w:contextualSpacing/>
@@ -1334,7 +1662,7 @@
     <w:basedOn w:val="DefaultParagraphFont"/>
     <w:uiPriority w:val="21"/>
     <w:qFormat/>
-    <w:rsid w:val="00233DFD"/>
+    <w:rsid w:val="005B60EF"/>
     <w:rPr>
       <w:i/>
       <w:iCs/>
@@ -1348,7 +1676,7 @@
     <w:link w:val="IntenseQuoteChar"/>
     <w:uiPriority w:val="30"/>
     <w:qFormat/>
-    <w:rsid w:val="00233DFD"/>
+    <w:rsid w:val="005B60EF"/>
     <w:pPr>
       <w:pBdr>
         <w:top w:val="single" w:sz="4" w:space="10" w:color="0F4761" w:themeColor="accent1" w:themeShade="BF"/>
@@ -1369,7 +1697,7 @@
     <w:basedOn w:val="DefaultParagraphFont"/>
     <w:link w:val="IntenseQuote"/>
     <w:uiPriority w:val="30"/>
-    <w:rsid w:val="00233DFD"/>
+    <w:rsid w:val="005B60EF"/>
     <w:rPr>
       <w:i/>
       <w:iCs/>
@@ -1381,7 +1709,7 @@
     <w:basedOn w:val="DefaultParagraphFont"/>
     <w:uiPriority w:val="32"/>
     <w:qFormat/>
-    <w:rsid w:val="00233DFD"/>
+    <w:rsid w:val="005B60EF"/>
     <w:rPr>
       <w:b/>
       <w:bCs/>
@@ -1491,7 +1819,7 @@
         <a:latin typeface="Aptos" panose="02110004020202020204"/>
         <a:ea typeface=""/>
         <a:cs typeface=""/>
-        <a:font script="Jpan" typeface="游ゴシック"/>
+        <a:font script="Jpan" typeface="游明朝"/>
         <a:font script="Hang" typeface="맑은 고딕"/>
         <a:font script="Hans" typeface="等线"/>
         <a:font script="Hant" typeface="新細明體"/>
@@ -1599,13 +1927,6 @@
         </a:gradFill>
       </a:fillStyleLst>
       <a:lnStyleLst>
-        <a:ln w="6350" cap="flat" cmpd="sng" algn="ctr">
-          <a:solidFill>
-            <a:schemeClr val="phClr"/>
-          </a:solidFill>
-          <a:prstDash val="solid"/>
-          <a:miter lim="800000"/>
-        </a:ln>
         <a:ln w="12700" cap="flat" cmpd="sng" algn="ctr">
           <a:solidFill>
             <a:schemeClr val="phClr"/>
@@ -1614,6 +1935,13 @@
           <a:miter lim="800000"/>
         </a:ln>
         <a:ln w="19050" cap="flat" cmpd="sng" algn="ctr">
+          <a:solidFill>
+            <a:schemeClr val="phClr"/>
+          </a:solidFill>
+          <a:prstDash val="solid"/>
+          <a:miter lim="800000"/>
+        </a:ln>
+        <a:ln w="25400" cap="flat" cmpd="sng" algn="ctr">
           <a:solidFill>
             <a:schemeClr val="phClr"/>
           </a:solidFill>
@@ -1678,11 +2006,31 @@
       </a:bgFillStyleLst>
     </a:fmtScheme>
   </a:themeElements>
-  <a:objectDefaults/>
+  <a:objectDefaults>
+    <a:lnDef>
+      <a:spPr/>
+      <a:bodyPr/>
+      <a:lstStyle/>
+      <a:style>
+        <a:lnRef idx="2">
+          <a:schemeClr val="accent1"/>
+        </a:lnRef>
+        <a:fillRef idx="0">
+          <a:schemeClr val="accent1"/>
+        </a:fillRef>
+        <a:effectRef idx="1">
+          <a:schemeClr val="accent1"/>
+        </a:effectRef>
+        <a:fontRef idx="minor">
+          <a:schemeClr val="tx1"/>
+        </a:fontRef>
+      </a:style>
+    </a:lnDef>
+  </a:objectDefaults>
   <a:extraClrSchemeLst/>
   <a:extLst>
     <a:ext uri="{05A4C25C-085E-4340-85A3-A5531E510DB2}">
-      <thm15:themeFamily xmlns:thm15="http://schemas.microsoft.com/office/thememl/2012/main" name="Office Theme" id="{62F939B6-93AF-4DB8-9C6B-D6C7DFDC589F}" vid="{4A3C46E8-61CC-4603-A589-7422A47A8E4A}"/>
+      <thm15:themeFamily xmlns:thm15="http://schemas.microsoft.com/office/thememl/2012/main" name="Office Theme" id="{2E142A2C-CD16-42D6-873A-C26D2A0506FA}" vid="{1BDDFF52-6CD6-40A5-AB3C-68EB2F1E4D0A}"/>
     </a:ext>
   </a:extLst>
 </a:theme>
